--- a/docs/Review_2_Report.docx
+++ b/docs/Review_2_Report.docx
@@ -292,72 +292,82 @@
       </w:r>
     </w:p>
     <w:p>
-      <w:pPr>
-        <w:pStyle w:val="Heading2"/>
-      </w:pPr>
-      <w:r>
-        <w:t>1.1 Research questions</w:t>
-      </w:r>
-    </w:p>
-    <w:p>
-      <w:pPr>
-        <w:pStyle w:val="ListBullet"/>
-      </w:pPr>
-      <w:r>
-        <w:rPr>
-          <w:color w:val="000000"/>
-        </w:rPr>
-        <w:t>RQ1 — Can a single-CPU scheduler switch between FCFS, SJF, Round Robin and Priority at run time, using only information available at that instant?</w:t>
-      </w:r>
-    </w:p>
-    <w:p>
-      <w:pPr>
-        <w:pStyle w:val="ListBullet"/>
-      </w:pPr>
-      <w:r>
-        <w:rPr>
-          <w:color w:val="000000"/>
-        </w:rPr>
-        <w:t>RQ2 — Does such switching reduce mean waiting time relative to the fixed policies it switches between, once a context-switch cost is charged?</w:t>
-      </w:r>
-    </w:p>
-    <w:p>
-      <w:pPr>
-        <w:pStyle w:val="ListBullet"/>
-      </w:pPr>
-      <w:r>
-        <w:rPr>
-          <w:color w:val="000000"/>
-        </w:rPr>
-        <w:t>RQ3 — Does a learned switching policy add value over a hand-written adaptive rule that sees exactly the same observation?</w:t>
-      </w:r>
-    </w:p>
-    <w:p>
-      <w:pPr>
-        <w:pStyle w:val="ListBullet"/>
-      </w:pPr>
-      <w:r>
-        <w:rPr>
-          <w:color w:val="000000"/>
-        </w:rPr>
-        <w:t>RQ4 — Do any gains survive on a workload family that was never seen during training, and are they larger than the paired bootstrap noise?</w:t>
-      </w:r>
-    </w:p>
-    <w:p>
-      <w:pPr>
-        <w:pStyle w:val="Heading2"/>
-      </w:pPr>
-      <w:r>
-        <w:t>1.2 Methodology pipeline</w:t>
-      </w:r>
-    </w:p>
-    <w:p>
       <w:r>
         <w:rPr>
           <w:b w:val="0"/>
           <w:i w:val="0"/>
           <w:color w:val="000000"/>
         </w:rPr>
+        <w:t>The proposed system is a single-CPU, event-driven, runtime-adaptive CPU scheduler. Instead of committing one policy for the lifetime of a workload, it re-decides at every dispatch or Round-Robin quantum boundary which of four classical policies should govern the next execution segment of the same evolving trace, and does so from a strictly causal view of the machine. The rest of this section states the questions the system is built to answer, the pipeline that implements it, the information contract that keeps it honest, the state abstraction and objective it learns from, and the controls applied to every comparison.</w:t>
+      </w:r>
+    </w:p>
+    <w:p>
+      <w:pPr>
+        <w:pStyle w:val="Heading2"/>
+      </w:pPr>
+      <w:r>
+        <w:t>1.1 Research questions</w:t>
+      </w:r>
+    </w:p>
+    <w:p>
+      <w:pPr>
+        <w:pStyle w:val="ListBullet"/>
+      </w:pPr>
+      <w:r>
+        <w:rPr>
+          <w:color w:val="000000"/>
+        </w:rPr>
+        <w:t>RQ1 — Can a single-CPU scheduler switch between FCFS, SJF, Round Robin and Priority at run time, using only information available at that instant?</w:t>
+      </w:r>
+    </w:p>
+    <w:p>
+      <w:pPr>
+        <w:pStyle w:val="ListBullet"/>
+      </w:pPr>
+      <w:r>
+        <w:rPr>
+          <w:color w:val="000000"/>
+        </w:rPr>
+        <w:t>RQ2 — Does such switching reduce mean waiting time relative to the fixed policies it switches between, once a context-switch cost is charged?</w:t>
+      </w:r>
+    </w:p>
+    <w:p>
+      <w:pPr>
+        <w:pStyle w:val="ListBullet"/>
+      </w:pPr>
+      <w:r>
+        <w:rPr>
+          <w:color w:val="000000"/>
+        </w:rPr>
+        <w:t>RQ3 — Does a learned switching policy add value over a hand-written adaptive rule that sees exactly the same observation?</w:t>
+      </w:r>
+    </w:p>
+    <w:p>
+      <w:pPr>
+        <w:pStyle w:val="ListBullet"/>
+      </w:pPr>
+      <w:r>
+        <w:rPr>
+          <w:color w:val="000000"/>
+        </w:rPr>
+        <w:t>RQ4 — Do any gains survive on a workload family that was never seen during training, and are they larger than the paired bootstrap noise?</w:t>
+      </w:r>
+    </w:p>
+    <w:p>
+      <w:pPr>
+        <w:pStyle w:val="Heading2"/>
+      </w:pPr>
+      <w:r>
+        <w:t>1.2 Methodology pipeline</w:t>
+      </w:r>
+    </w:p>
+    <w:p>
+      <w:r>
+        <w:rPr>
+          <w:b w:val="0"/>
+          <w:i w:val="0"/>
+          <w:color w:val="000000"/>
+        </w:rPr>
         <w:t>The method is a closed loop between a discrete-event environment that owns the future and a controller that may see only the past and the present. Stages 3 to 7 run once per decision epoch inside a single trace; stage 8 runs once per experiment.</w:t>
       </w:r>
     </w:p>
@@ -368,7 +378,7 @@
           <w:color w:val="000000"/>
           <w:sz w:val="18"/>
         </w:rPr>
-        <w:t>Mermaid diagram — methodology pipeline (Figure 1.1)</w:t>
+        <w:t>Mermaid diagram — methodology pipeline (section 1.2)</w:t>
       </w:r>
     </w:p>
     <w:p>
@@ -1303,7 +1313,7 @@
           <w:color w:val="000000"/>
           <w:sz w:val="18"/>
         </w:rPr>
-        <w:t>Mermaid diagram — system architecture (Figure 2.1)</w:t>
+        <w:t>Mermaid diagram — system architecture (section 2)</w:t>
       </w:r>
     </w:p>
     <w:p>
@@ -2350,7 +2360,7 @@
           <w:i/>
           <w:color w:val="000000"/>
         </w:rPr>
-        <w:t>workload/generator.py → workload/models.py</w:t>
+        <w:t>workload/generator.py -&gt; workload/models.py</w:t>
       </w:r>
     </w:p>
     <w:p>
@@ -2360,7 +2370,7 @@
           <w:color w:val="000000"/>
           <w:sz w:val="18"/>
         </w:rPr>
-        <w:t>Mermaid diagram — M1. Workload generator and dataset builder (Figure 4.1)</w:t>
+        <w:t>Mermaid diagram — M1. Workload generator and dataset builder (section 4)</w:t>
       </w:r>
     </w:p>
     <w:p>
@@ -2651,7 +2661,7 @@
         <w:rPr>
           <w:color w:val="000000"/>
         </w:rPr>
-        <w:t>Fingerprint and tag — SHA-256 workload fingerprint + split/repetition metadata.</w:t>
+        <w:t>Fingerprint and tag — SHA-256 workload fingerprint plus split and repetition metadata.</w:t>
       </w:r>
     </w:p>
     <w:p>
@@ -2687,7 +2697,7 @@
           <w:i/>
           <w:color w:val="000000"/>
         </w:rPr>
-        <w:t>scheduler/runtime.py — one iteration per decision epoch</w:t>
+        <w:t>scheduler/runtime.py - one iteration per decision epoch</w:t>
       </w:r>
     </w:p>
     <w:p>
@@ -2697,7 +2707,7 @@
           <w:color w:val="000000"/>
           <w:sz w:val="18"/>
         </w:rPr>
-        <w:t>Mermaid diagram — M2. Discrete-event runtime environment (Figure 4.2)</w:t>
+        <w:t>Mermaid diagram — M2. Discrete-event runtime environment (section 4)</w:t>
       </w:r>
     </w:p>
     <w:p>
@@ -2990,7 +3000,7 @@
         <w:rPr>
           <w:color w:val="000000"/>
         </w:rPr>
-        <w:t>Admit arrivals — all arrivals at or before the epoch, in (arrival_time, pid) order.</w:t>
+        <w:t>Admit arrivals — all arrivals at or before the epoch, in (arrival time, pid) order.</w:t>
       </w:r>
     </w:p>
     <w:p>
@@ -3008,7 +3018,7 @@
         <w:rPr>
           <w:color w:val="000000"/>
         </w:rPr>
-        <w:t>Freeze the observation — arrived/ready work only — the future stays private.</w:t>
+        <w:t>Freeze the observation — arrived and ready work only, the future stays private.</w:t>
       </w:r>
     </w:p>
     <w:p>
@@ -3044,7 +3054,7 @@
         <w:rPr>
           <w:color w:val="000000"/>
         </w:rPr>
-        <w:t>Charge the switch cost — 1 unit if the running PID changes; first dispatch is free.</w:t>
+        <w:t>Charge the switch cost — 1 unit if the running PID changes; the first dispatch is free.</w:t>
       </w:r>
     </w:p>
     <w:p>
@@ -3098,7 +3108,7 @@
         <w:rPr>
           <w:color w:val="000000"/>
         </w:rPr>
-        <w:t>Return the interval reward — r = −ΔW / q, measured by the environment.</w:t>
+        <w:t>Return the interval reward — r = -dW / q, measured by the environment.</w:t>
       </w:r>
     </w:p>
     <w:p>
@@ -3126,7 +3136,7 @@
           <w:color w:val="000000"/>
           <w:sz w:val="18"/>
         </w:rPr>
-        <w:t>Mermaid diagram — M3. Causal observation and state encoder (Figure 4.3)</w:t>
+        <w:t>Mermaid diagram — M3. Causal observation and state encoder (section 4)</w:t>
       </w:r>
     </w:p>
     <w:p>
@@ -3317,7 +3327,7 @@
         <w:rPr>
           <w:color w:val="000000"/>
         </w:rPr>
-        <w:t>Receive the observation — immutable RuntimeObservation (no Workload object).</w:t>
+        <w:t>Receive the observation — immutable RuntimeObservation, never a Workload object.</w:t>
       </w:r>
     </w:p>
     <w:p>
@@ -3371,7 +3381,7 @@
         <w:rPr>
           <w:color w:val="000000"/>
         </w:rPr>
-        <w:t>Flatten in mixed-radix order — 3 × 3 × 3 × 3 × 2 → one integer.</w:t>
+        <w:t>Flatten in mixed-radix order — 3 x 3 x 3 x 3 x 2 collapses to one integer.</w:t>
       </w:r>
     </w:p>
     <w:p>
@@ -3389,7 +3399,7 @@
         <w:rPr>
           <w:color w:val="000000"/>
         </w:rPr>
-        <w:t>Return the state index — s ∈ [0, 162); consumed by the controller only.</w:t>
+        <w:t>Return the state index — s in [0, 162), consumed by the controller only.</w:t>
       </w:r>
     </w:p>
     <w:p>
@@ -3417,7 +3427,7 @@
           <w:color w:val="000000"/>
           <w:sz w:val="18"/>
         </w:rPr>
-        <w:t>Mermaid diagram — M4. Sequential Q-learning controller (Figure 4.4)</w:t>
+        <w:t>Mermaid diagram — M4. Sequential Q-learning controller (section 4)</w:t>
       </w:r>
     </w:p>
     <w:p>
@@ -3654,7 +3664,7 @@
         <w:rPr>
           <w:color w:val="000000"/>
         </w:rPr>
-        <w:t>Select an action — training: ε-greedy + forced random on first visit; evaluation: greedy over visited actions.</w:t>
+        <w:t>Select an action — training: epsilon-greedy plus forced random on first visit; evaluation: greedy over visited actions.</w:t>
       </w:r>
     </w:p>
     <w:p>
@@ -3672,7 +3682,7 @@
         <w:rPr>
           <w:color w:val="000000"/>
         </w:rPr>
-        <w:t>Handle unseen states — explicit fallback to the causal heuristic (counted and reported).</w:t>
+        <w:t>Handle unseen states — explicit fallback to the causal heuristic, counted and reported.</w:t>
       </w:r>
     </w:p>
     <w:p>
@@ -3690,7 +3700,7 @@
         <w:rPr>
           <w:color w:val="000000"/>
         </w:rPr>
-        <w:t>Receive the reward — r = −ΔW / q from the environment.</w:t>
+        <w:t>Receive the reward — r = -dW / q from the environment.</w:t>
       </w:r>
     </w:p>
     <w:p>
@@ -3708,7 +3718,7 @@
         <w:rPr>
           <w:color w:val="000000"/>
         </w:rPr>
-        <w:t>Update the table — Q(s,a) += α(r + γ max_visited Q(s′,·) − Q(s,a)); terminal omits the bootstrap.</w:t>
+        <w:t>Update the table — Q(s,a) += alpha * (r + gamma * max over visited a' of Q(s',a') - Q(s,a)); terminal omits the bootstrap.</w:t>
       </w:r>
     </w:p>
     <w:p>
@@ -3734,7 +3744,7 @@
         <w:pStyle w:val="Heading2"/>
       </w:pPr>
       <w:r>
-        <w:t>M5. Experiment orchestration and evaluation</w:t>
+        <w:t>M5. Predeclared heuristic controller</w:t>
       </w:r>
     </w:p>
     <w:p>
@@ -3744,7 +3754,7 @@
           <w:i/>
           <w:color w:val="000000"/>
         </w:rPr>
-        <w:t>experiments/runtime_experiment.py</w:t>
+        <w:t>rl/runtime_heuristic.py - fixed rules, no learning</w:t>
       </w:r>
     </w:p>
     <w:p>
@@ -3754,7 +3764,7 @@
           <w:color w:val="000000"/>
           <w:sz w:val="18"/>
         </w:rPr>
-        <w:t>Mermaid diagram — M5. Experiment orchestration and evaluation (Figure 4.5)</w:t>
+        <w:t>Mermaid diagram — M5. Predeclared heuristic controller (section 4)</w:t>
       </w:r>
     </w:p>
     <w:p>
@@ -3796,7 +3806,7 @@
           <w:color w:val="000000"/>
           <w:sz w:val="18"/>
         </w:rPr>
-        <w:t xml:space="preserve">    N1["1. Build the three splits"]</w:t>
+        <w:t xml:space="preserve">    N1["1. Receive the observation"]</w:t>
       </w:r>
     </w:p>
     <w:p>
@@ -3810,7 +3820,7 @@
           <w:color w:val="000000"/>
           <w:sz w:val="18"/>
         </w:rPr>
-        <w:t xml:space="preserve">    N2["2. Assert split disjointness"]</w:t>
+        <w:t xml:space="preserve">    N2["2. Test the Round Robin rule"]</w:t>
       </w:r>
     </w:p>
     <w:p>
@@ -3824,7 +3834,7 @@
           <w:color w:val="000000"/>
           <w:sz w:val="18"/>
         </w:rPr>
-        <w:t xml:space="preserve">    N3["3. Train five agents"]</w:t>
+        <w:t xml:space="preserve">    N3["3. Test the Priority rule"]</w:t>
       </w:r>
     </w:p>
     <w:p>
@@ -3838,7 +3848,7 @@
           <w:color w:val="000000"/>
           <w:sz w:val="18"/>
         </w:rPr>
-        <w:t xml:space="preserve">    N4["4. Validate"]</w:t>
+        <w:t xml:space="preserve">    N4["4. Test the SJF rule"]</w:t>
       </w:r>
     </w:p>
     <w:p>
@@ -3852,7 +3862,7 @@
           <w:color w:val="000000"/>
           <w:sz w:val="18"/>
         </w:rPr>
-        <w:t xml:space="preserve">    N5["5. Run the held-out test"]</w:t>
+        <w:t xml:space="preserve">    N5["5. Fall through to FCFS"]</w:t>
       </w:r>
     </w:p>
     <w:p>
@@ -3866,7 +3876,7 @@
           <w:color w:val="000000"/>
           <w:sz w:val="18"/>
         </w:rPr>
-        <w:t xml:space="preserve">    N6["6. Compare pairwise"]</w:t>
+        <w:t xml:space="preserve">    N6["6. Return the action"]</w:t>
       </w:r>
     </w:p>
     <w:p>
@@ -3880,7 +3890,7 @@
           <w:color w:val="000000"/>
           <w:sz w:val="18"/>
         </w:rPr>
-        <w:t xml:space="preserve">    N7["7. Write the artifacts"]</w:t>
+        <w:t xml:space="preserve">    N1 --&gt; N2</w:t>
       </w:r>
     </w:p>
     <w:p>
@@ -3894,7 +3904,7 @@
           <w:color w:val="000000"/>
           <w:sz w:val="18"/>
         </w:rPr>
-        <w:t xml:space="preserve">    N1 --&gt; N2</w:t>
+        <w:t xml:space="preserve">    N2 --&gt; N3</w:t>
       </w:r>
     </w:p>
     <w:p>
@@ -3908,7 +3918,7 @@
           <w:color w:val="000000"/>
           <w:sz w:val="18"/>
         </w:rPr>
-        <w:t xml:space="preserve">    N2 --&gt; N3</w:t>
+        <w:t xml:space="preserve">    N3 --&gt; N4</w:t>
       </w:r>
     </w:p>
     <w:p>
@@ -3922,7 +3932,7 @@
           <w:color w:val="000000"/>
           <w:sz w:val="18"/>
         </w:rPr>
-        <w:t xml:space="preserve">    N3 --&gt; N4</w:t>
+        <w:t xml:space="preserve">    N4 --&gt; N5</w:t>
       </w:r>
     </w:p>
     <w:p>
@@ -3936,7 +3946,7 @@
           <w:color w:val="000000"/>
           <w:sz w:val="18"/>
         </w:rPr>
-        <w:t xml:space="preserve">    N4 --&gt; N5</w:t>
+        <w:t xml:space="preserve">    N5 --&gt; N6</w:t>
       </w:r>
     </w:p>
     <w:p>
@@ -3950,7 +3960,148 @@
           <w:color w:val="000000"/>
           <w:sz w:val="18"/>
         </w:rPr>
-        <w:t xml:space="preserve">    N5 --&gt; N6</w:t>
+        <w:t>```</w:t>
+      </w:r>
+    </w:p>
+    <w:p>
+      <w:pPr>
+        <w:spacing w:after="80"/>
+      </w:pPr>
+    </w:p>
+    <w:p>
+      <w:pPr>
+        <w:pStyle w:val="ListBullet"/>
+      </w:pPr>
+      <w:r>
+        <w:rPr>
+          <w:b/>
+          <w:color w:val="000000"/>
+        </w:rPr>
+        <w:t xml:space="preserve">Step 1: </w:t>
+      </w:r>
+      <w:r>
+        <w:rPr>
+          <w:color w:val="000000"/>
+        </w:rPr>
+        <w:t>Receive the observation — the same frozen RuntimeObservation the learner sees.</w:t>
+      </w:r>
+    </w:p>
+    <w:p>
+      <w:pPr>
+        <w:pStyle w:val="ListBullet"/>
+      </w:pPr>
+      <w:r>
+        <w:rPr>
+          <w:b/>
+          <w:color w:val="000000"/>
+        </w:rPr>
+        <w:t xml:space="preserve">Step 2: </w:t>
+      </w:r>
+      <w:r>
+        <w:rPr>
+          <w:color w:val="000000"/>
+        </w:rPr>
+        <w:t>Test the Round Robin rule — at least 3 ready jobs and mean arrival age &gt;= quantum.</w:t>
+      </w:r>
+    </w:p>
+    <w:p>
+      <w:pPr>
+        <w:pStyle w:val="ListBullet"/>
+      </w:pPr>
+      <w:r>
+        <w:rPr>
+          <w:b/>
+          <w:color w:val="000000"/>
+        </w:rPr>
+        <w:t xml:space="preserve">Step 3: </w:t>
+      </w:r>
+      <w:r>
+        <w:rPr>
+          <w:color w:val="000000"/>
+        </w:rPr>
+        <w:t>Test the Priority rule — at least 2 ready jobs with distinct priorities.</w:t>
+      </w:r>
+    </w:p>
+    <w:p>
+      <w:pPr>
+        <w:pStyle w:val="ListBullet"/>
+      </w:pPr>
+      <w:r>
+        <w:rPr>
+          <w:b/>
+          <w:color w:val="000000"/>
+        </w:rPr>
+        <w:t xml:space="preserve">Step 4: </w:t>
+      </w:r>
+      <w:r>
+        <w:rPr>
+          <w:color w:val="000000"/>
+        </w:rPr>
+        <w:t>Test the SJF rule — largest visible remaining burst &gt;= 2 x smallest visible burst.</w:t>
+      </w:r>
+    </w:p>
+    <w:p>
+      <w:pPr>
+        <w:pStyle w:val="ListBullet"/>
+      </w:pPr>
+      <w:r>
+        <w:rPr>
+          <w:b/>
+          <w:color w:val="000000"/>
+        </w:rPr>
+        <w:t xml:space="preserve">Step 5: </w:t>
+      </w:r>
+      <w:r>
+        <w:rPr>
+          <w:color w:val="000000"/>
+        </w:rPr>
+        <w:t>Fall through to FCFS — the default when none of the three rules fires.</w:t>
+      </w:r>
+    </w:p>
+    <w:p>
+      <w:pPr>
+        <w:pStyle w:val="ListBullet"/>
+      </w:pPr>
+      <w:r>
+        <w:rPr>
+          <w:b/>
+          <w:color w:val="000000"/>
+        </w:rPr>
+        <w:t xml:space="preserve">Step 6: </w:t>
+      </w:r>
+      <w:r>
+        <w:rPr>
+          <w:color w:val="000000"/>
+        </w:rPr>
+        <w:t>Return the action — deterministic; no state, no Q update, identical in training and evaluation.</w:t>
+      </w:r>
+    </w:p>
+    <w:p>
+      <w:pPr>
+        <w:pStyle w:val="Heading2"/>
+      </w:pPr>
+      <w:r>
+        <w:t>M6. Experiment orchestration, metrics and reporting</w:t>
+      </w:r>
+    </w:p>
+    <w:p>
+      <w:r>
+        <w:rPr>
+          <w:b w:val="0"/>
+          <w:i/>
+          <w:color w:val="000000"/>
+        </w:rPr>
+        <w:t>experiments/runtime_experiment.py, evaluation/metrics.py</w:t>
+      </w:r>
+    </w:p>
+    <w:p>
+      <w:r>
+        <w:rPr>
+          <w:i/>
+          <w:color w:val="000000"/>
+          <w:sz w:val="18"/>
+        </w:rPr>
+        <w:t>Mermaid diagram — M6. Experiment orchestration, metrics and reporting (section 4)</w:t>
       </w:r>
     </w:p>
     <w:p>
@@ -3964,7 +4115,7 @@
           <w:color w:val="000000"/>
           <w:sz w:val="18"/>
         </w:rPr>
-        <w:t xml:space="preserve">    N6 --&gt; N7</w:t>
+        <w:t>```mermaid</w:t>
       </w:r>
     </w:p>
     <w:p>
@@ -3978,166 +4129,7 @@
           <w:color w:val="000000"/>
           <w:sz w:val="18"/>
         </w:rPr>
-        <w:t>```</w:t>
-      </w:r>
-    </w:p>
-    <w:p>
-      <w:pPr>
-        <w:spacing w:after="80"/>
-      </w:pPr>
-    </w:p>
-    <w:p>
-      <w:pPr>
-        <w:pStyle w:val="ListBullet"/>
-      </w:pPr>
-      <w:r>
-        <w:rPr>
-          <w:b/>
-          <w:color w:val="000000"/>
-        </w:rPr>
-        <w:t xml:space="preserve">Step 1: </w:t>
-      </w:r>
-      <w:r>
-        <w:rPr>
-          <w:color w:val="000000"/>
-        </w:rPr>
-        <w:t>Build the three splits — independent seeded streams per split.</w:t>
-      </w:r>
-    </w:p>
-    <w:p>
-      <w:pPr>
-        <w:pStyle w:val="ListBullet"/>
-      </w:pPr>
-      <w:r>
-        <w:rPr>
-          <w:b/>
-          <w:color w:val="000000"/>
-        </w:rPr>
-        <w:t xml:space="preserve">Step 2: </w:t>
-      </w:r>
-      <w:r>
-        <w:rPr>
-          <w:color w:val="000000"/>
-        </w:rPr>
-        <w:t>Assert split disjointness — zero SHA-256 fingerprint overlap (fails loudly otherwise).</w:t>
-      </w:r>
-    </w:p>
-    <w:p>
-      <w:pPr>
-        <w:pStyle w:val="ListBullet"/>
-      </w:pPr>
-      <w:r>
-        <w:rPr>
-          <w:b/>
-          <w:color w:val="000000"/>
-        </w:rPr>
-        <w:t xml:space="preserve">Step 3: </w:t>
-      </w:r>
-      <w:r>
-        <w:rPr>
-          <w:color w:val="000000"/>
-        </w:rPr>
-        <w:t>Train five agents — 1,200 sequential episodes per seed, six families.</w:t>
-      </w:r>
-    </w:p>
-    <w:p>
-      <w:pPr>
-        <w:pStyle w:val="ListBullet"/>
-      </w:pPr>
-      <w:r>
-        <w:rPr>
-          <w:b/>
-          <w:color w:val="000000"/>
-        </w:rPr>
-        <w:t xml:space="preserve">Step 4: </w:t>
-      </w:r>
-      <w:r>
-        <w:rPr>
-          <w:color w:val="000000"/>
-        </w:rPr>
-        <w:t>Validate — 140 workloads — reporting and demo selection only, never tuning.</w:t>
-      </w:r>
-    </w:p>
-    <w:p>
-      <w:pPr>
-        <w:pStyle w:val="ListBullet"/>
-      </w:pPr>
-      <w:r>
-        <w:rPr>
-          <w:b/>
-          <w:color w:val="000000"/>
-        </w:rPr>
-        <w:t xml:space="preserve">Step 5: </w:t>
-      </w:r>
-      <w:r>
-        <w:rPr>
-          <w:color w:val="000000"/>
-        </w:rPr>
-        <w:t>Run the held-out test — 210 untouched workloads, greedy and read-only.</w:t>
-      </w:r>
-    </w:p>
-    <w:p>
-      <w:pPr>
-        <w:pStyle w:val="ListBullet"/>
-      </w:pPr>
-      <w:r>
-        <w:rPr>
-          <w:b/>
-          <w:color w:val="000000"/>
-        </w:rPr>
-        <w:t xml:space="preserve">Step 6: </w:t>
-      </w:r>
-      <w:r>
-        <w:rPr>
-          <w:color w:val="000000"/>
-        </w:rPr>
-        <w:t>Compare pairwise — paired differences + 1,000-replicate crossed bootstrap.</w:t>
-      </w:r>
-    </w:p>
-    <w:p>
-      <w:pPr>
-        <w:pStyle w:val="ListBullet"/>
-      </w:pPr>
-      <w:r>
-        <w:rPr>
-          <w:b/>
-          <w:color w:val="000000"/>
-        </w:rPr>
-        <w:t xml:space="preserve">Step 7: </w:t>
-      </w:r>
-      <w:r>
-        <w:rPr>
-          <w:color w:val="000000"/>
-        </w:rPr>
-        <w:t>Write the artifacts — CSV/JSON tables, Q table, coverage, demo trace, report.</w:t>
-      </w:r>
-    </w:p>
-    <w:p>
-      <w:pPr>
-        <w:pStyle w:val="Heading2"/>
-      </w:pPr>
-      <w:r>
-        <w:t>M6. Metrics and reporting</w:t>
-      </w:r>
-    </w:p>
-    <w:p>
-      <w:r>
-        <w:rPr>
-          <w:b w:val="0"/>
-          <w:i/>
-          <w:color w:val="000000"/>
-        </w:rPr>
-        <w:t>evaluation/metrics.py, evaluation/comparison.py</w:t>
-      </w:r>
-    </w:p>
-    <w:p>
-      <w:r>
-        <w:rPr>
-          <w:i/>
-          <w:color w:val="000000"/>
-          <w:sz w:val="18"/>
-        </w:rPr>
-        <w:t>Mermaid diagram — M6. Metrics and reporting (Figure 4.6)</w:t>
+        <w:t>flowchart TD</w:t>
       </w:r>
     </w:p>
     <w:p>
@@ -4151,7 +4143,7 @@
           <w:color w:val="000000"/>
           <w:sz w:val="18"/>
         </w:rPr>
-        <w:t>```mermaid</w:t>
+        <w:t xml:space="preserve">    N1["1. Build the three splits"]</w:t>
       </w:r>
     </w:p>
     <w:p>
@@ -4165,7 +4157,7 @@
           <w:color w:val="000000"/>
           <w:sz w:val="18"/>
         </w:rPr>
-        <w:t>flowchart TD</w:t>
+        <w:t xml:space="preserve">    N2["2. Assert split disjointness"]</w:t>
       </w:r>
     </w:p>
     <w:p>
@@ -4179,7 +4171,7 @@
           <w:color w:val="000000"/>
           <w:sz w:val="18"/>
         </w:rPr>
-        <w:t xml:space="preserve">    N1["1. Collect the schedule trace"]</w:t>
+        <w:t xml:space="preserve">    N3["3. Train five agents"]</w:t>
       </w:r>
     </w:p>
     <w:p>
@@ -4193,7 +4185,7 @@
           <w:color w:val="000000"/>
           <w:sz w:val="18"/>
         </w:rPr>
-        <w:t xml:space="preserve">    N2["2. Derive per-process times"]</w:t>
+        <w:t xml:space="preserve">    N4["4. Validate"]</w:t>
       </w:r>
     </w:p>
     <w:p>
@@ -4207,7 +4199,7 @@
           <w:color w:val="000000"/>
           <w:sz w:val="18"/>
         </w:rPr>
-        <w:t xml:space="preserve">    N3["3. Aggregate per workload"]</w:t>
+        <w:t xml:space="preserve">    N5["5. Run the held-out test"]</w:t>
       </w:r>
     </w:p>
     <w:p>
@@ -4221,7 +4213,7 @@
           <w:color w:val="000000"/>
           <w:sz w:val="18"/>
         </w:rPr>
-        <w:t xml:space="preserve">    N4["4. Aggregate per method and family"]</w:t>
+        <w:t xml:space="preserve">    N6["6. Derive metrics from the traces"]</w:t>
       </w:r>
     </w:p>
     <w:p>
@@ -4235,7 +4227,7 @@
           <w:color w:val="000000"/>
           <w:sz w:val="18"/>
         </w:rPr>
-        <w:t xml:space="preserve">    N5["5. Compute paired differences"]</w:t>
+        <w:t xml:space="preserve">    N7["7. Compare pairwise"]</w:t>
       </w:r>
     </w:p>
     <w:p>
@@ -4249,7 +4241,7 @@
           <w:color w:val="000000"/>
           <w:sz w:val="18"/>
         </w:rPr>
-        <w:t xml:space="preserve">    N6["6. Render the outputs"]</w:t>
+        <w:t xml:space="preserve">    N8["8. Write the artifacts"]</w:t>
       </w:r>
     </w:p>
     <w:p>
@@ -4333,6 +4325,34 @@
           <w:color w:val="000000"/>
           <w:sz w:val="18"/>
         </w:rPr>
+        <w:t xml:space="preserve">    N6 --&gt; N7</w:t>
+      </w:r>
+    </w:p>
+    <w:p>
+      <w:pPr>
+        <w:spacing w:after="0" w:before="0"/>
+        <w:ind w:left="360"/>
+      </w:pPr>
+      <w:r>
+        <w:rPr>
+          <w:rFonts w:ascii="Consolas" w:hAnsi="Consolas"/>
+          <w:color w:val="000000"/>
+          <w:sz w:val="18"/>
+        </w:rPr>
+        <w:t xml:space="preserve">    N7 --&gt; N8</w:t>
+      </w:r>
+    </w:p>
+    <w:p>
+      <w:pPr>
+        <w:spacing w:after="0" w:before="0"/>
+        <w:ind w:left="360"/>
+      </w:pPr>
+      <w:r>
+        <w:rPr>
+          <w:rFonts w:ascii="Consolas" w:hAnsi="Consolas"/>
+          <w:color w:val="000000"/>
+          <w:sz w:val="18"/>
+        </w:rPr>
         <w:t>```</w:t>
       </w:r>
     </w:p>
@@ -4356,7 +4376,7 @@
         <w:rPr>
           <w:color w:val="000000"/>
         </w:rPr>
-        <w:t>Collect the schedule trace — start/end time per (pid, segment).</w:t>
+        <w:t>Build the three splits — independent seeded streams for training, validation and test.</w:t>
       </w:r>
     </w:p>
     <w:p>
@@ -4374,7 +4394,7 @@
         <w:rPr>
           <w:color w:val="000000"/>
         </w:rPr>
-        <w:t>Derive per-process times — waiting, turnaround and response per process.</w:t>
+        <w:t>Assert split disjointness — zero SHA-256 fingerprint overlap, fails loudly otherwise.</w:t>
       </w:r>
     </w:p>
     <w:p>
@@ -4392,7 +4412,7 @@
         <w:rPr>
           <w:color w:val="000000"/>
         </w:rPr>
-        <w:t>Aggregate per workload — means, CPU utilisation, throughput, context switches.</w:t>
+        <w:t>Train five agents — 1,200 sequential episodes per seed over six families.</w:t>
       </w:r>
     </w:p>
     <w:p>
@@ -4410,7 +4430,7 @@
         <w:rPr>
           <w:color w:val="000000"/>
         </w:rPr>
-        <w:t>Aggregate per method and family — mean ± SD across workloads (and model seeds).</w:t>
+        <w:t>Validate — 140 workloads, used for reporting and demo selection only.</w:t>
       </w:r>
     </w:p>
     <w:p>
@@ -4428,7 +4448,7 @@
         <w:rPr>
           <w:color w:val="000000"/>
         </w:rPr>
-        <w:t>Compute paired differences — target − reference per workload, per seed for Q-learning.</w:t>
+        <w:t>Run the held-out test — 210 untouched workloads, greedy and read-only.</w:t>
       </w:r>
     </w:p>
     <w:p>
@@ -4446,7 +4466,43 @@
         <w:rPr>
           <w:color w:val="000000"/>
         </w:rPr>
-        <w:t>Render the outputs — CSV tables, summary JSON, markdown report, figures.</w:t>
+        <w:t>Derive metrics from the traces — waiting, turnaround, response, utilisation, throughput and context switches per workload.</w:t>
+      </w:r>
+    </w:p>
+    <w:p>
+      <w:pPr>
+        <w:pStyle w:val="ListBullet"/>
+      </w:pPr>
+      <w:r>
+        <w:rPr>
+          <w:b/>
+          <w:color w:val="000000"/>
+        </w:rPr>
+        <w:t xml:space="preserve">Step 7: </w:t>
+      </w:r>
+      <w:r>
+        <w:rPr>
+          <w:color w:val="000000"/>
+        </w:rPr>
+        <w:t>Compare pairwise — paired differences plus a 1,000-replicate crossed bootstrap.</w:t>
+      </w:r>
+    </w:p>
+    <w:p>
+      <w:pPr>
+        <w:pStyle w:val="ListBullet"/>
+      </w:pPr>
+      <w:r>
+        <w:rPr>
+          <w:b/>
+          <w:color w:val="000000"/>
+        </w:rPr>
+        <w:t xml:space="preserve">Step 8: </w:t>
+      </w:r>
+      <w:r>
+        <w:rPr>
+          <w:color w:val="000000"/>
+        </w:rPr>
+        <w:t>Write the artifacts — CSV tables, Q table, coverage, demo trace, summary JSON and the generated report.</w:t>
       </w:r>
     </w:p>
     <w:p>
@@ -6158,7 +6214,7 @@
           <w:color w:val="000000"/>
           <w:sz w:val="18"/>
         </w:rPr>
-        <w:t>Mermaid diagram — final-test mean waiting time (Figure 7.1)</w:t>
+        <w:t>Mermaid diagram — final-test mean waiting time (section 7.4)</w:t>
       </w:r>
     </w:p>
     <w:p>
@@ -6271,7 +6327,7 @@
           <w:color w:val="000000"/>
           <w:sz w:val="18"/>
         </w:rPr>
-        <w:t>Mermaid diagram — final-test mean response time (Figure 7.2)</w:t>
+        <w:t>Mermaid diagram — final-test mean response time (section 7.4)</w:t>
       </w:r>
     </w:p>
     <w:p>
@@ -6967,7 +7023,7 @@
         <w:pStyle w:val="Heading2"/>
       </w:pPr>
       <w:r>
-        <w:t>8.1 Demonstration 1 — automated verification</w:t>
+        <w:t>8.2 Outputs demonstrated by each module</w:t>
       </w:r>
     </w:p>
     <w:p>
@@ -6977,6 +7033,132 @@
           <w:i w:val="0"/>
           <w:color w:val="000000"/>
         </w:rPr>
+        <w:t>Each module is demonstrated by the output it actually produced in the recorded run:</w:t>
+      </w:r>
+    </w:p>
+    <w:p>
+      <w:pPr>
+        <w:pStyle w:val="ListBullet"/>
+      </w:pPr>
+      <w:r>
+        <w:rPr>
+          <w:b/>
+          <w:color w:val="000000"/>
+        </w:rPr>
+        <w:t xml:space="preserve">M1 - </w:t>
+      </w:r>
+      <w:r>
+        <w:rPr>
+          <w:color w:val="000000"/>
+        </w:rPr>
+        <w:t>6,350 manifest rows; 210 held-out workloads (3,150 processes) regenerated from the declared seeds, with the measured burst, arrival and priority statistics of section 5</w:t>
+      </w:r>
+    </w:p>
+    <w:p>
+      <w:pPr>
+        <w:pStyle w:val="ListBullet"/>
+      </w:pPr>
+      <w:r>
+        <w:rPr>
+          <w:b/>
+          <w:color w:val="000000"/>
+        </w:rPr>
+        <w:t xml:space="preserve">M2 - </w:t>
+      </w:r>
+      <w:r>
+        <w:rPr>
+          <w:color w:val="000000"/>
+        </w:rPr>
+        <w:t>2,100 final-test metric rows produced from simulated traces; fixed-action runs reproduce the standalone FCFS, SJF, Round Robin and Priority schedules exactly in the test suite</w:t>
+      </w:r>
+    </w:p>
+    <w:p>
+      <w:pPr>
+        <w:pStyle w:val="ListBullet"/>
+      </w:pPr>
+      <w:r>
+        <w:rPr>
+          <w:b/>
+          <w:color w:val="000000"/>
+        </w:rPr>
+        <w:t xml:space="preserve">M3 - </w:t>
+      </w:r>
+      <w:r>
+        <w:rPr>
+          <w:color w:val="000000"/>
+        </w:rPr>
+        <w:t>162-state encoder; 81-89 distinct states visited per agent during training</w:t>
+      </w:r>
+    </w:p>
+    <w:p>
+      <w:pPr>
+        <w:pStyle w:val="ListBullet"/>
+      </w:pPr>
+      <w:r>
+        <w:rPr>
+          <w:b/>
+          <w:color w:val="000000"/>
+        </w:rPr>
+        <w:t xml:space="preserve">M4 - </w:t>
+      </w:r>
+      <w:r>
+        <w:rPr>
+          <w:color w:val="000000"/>
+        </w:rPr>
+        <w:t>3,240 Q values stored; 267-276 of 648 state-action pairs visited; 1-3 counted unseen-state fallbacks per model on the held-out test</w:t>
+      </w:r>
+    </w:p>
+    <w:p>
+      <w:pPr>
+        <w:pStyle w:val="ListBullet"/>
+      </w:pPr>
+      <w:r>
+        <w:rPr>
+          <w:b/>
+          <w:color w:val="000000"/>
+        </w:rPr>
+        <w:t xml:space="preserve">M5 - </w:t>
+      </w:r>
+      <w:r>
+        <w:rPr>
+          <w:color w:val="000000"/>
+        </w:rPr>
+        <w:t>heuristic rows present for all 210 held-out workloads; mean waiting 203.404 with 3.21 policy switches per trace</w:t>
+      </w:r>
+    </w:p>
+    <w:p>
+      <w:pPr>
+        <w:pStyle w:val="ListBullet"/>
+      </w:pPr>
+      <w:r>
+        <w:rPr>
+          <w:b/>
+          <w:color w:val="000000"/>
+        </w:rPr>
+        <w:t xml:space="preserve">M6 - </w:t>
+      </w:r>
+      <w:r>
+        <w:rPr>
+          <w:color w:val="000000"/>
+        </w:rPr>
+        <w:t>36 paired comparisons with 95% bootstrap intervals, the coverage table, the learned-switch demo trace and the generated runtime_report.md</w:t>
+      </w:r>
+    </w:p>
+    <w:p>
+      <w:pPr>
+        <w:pStyle w:val="Heading2"/>
+      </w:pPr>
+      <w:r>
+        <w:t>8.3 Demonstration 1 — automated verification</w:t>
+      </w:r>
+    </w:p>
+    <w:p>
+      <w:r>
+        <w:rPr>
+          <w:b w:val="0"/>
+          <w:i w:val="0"/>
+          <w:color w:val="000000"/>
+        </w:rPr>
         <w:t>The suite collects 273 checks. Per-module counts, recorded while building this document:</w:t>
       </w:r>
     </w:p>
@@ -7331,7 +7513,7 @@
           <w:color w:val="000000"/>
           <w:sz w:val="18"/>
         </w:rPr>
-        <w:t>273 passed in 13.62s</w:t>
+        <w:t>273 passed in 11.88s</w:t>
       </w:r>
     </w:p>
     <w:p>
@@ -7344,7 +7526,7 @@
         <w:pStyle w:val="Heading2"/>
       </w:pPr>
       <w:r>
-        <w:t>8.2 Demonstration 2 — end-to-end run output</w:t>
+        <w:t>8.4 Demonstration 2 — end-to-end run output</w:t>
       </w:r>
     </w:p>
     <w:p>
@@ -7629,7 +7811,7 @@
         <w:pStyle w:val="Heading2"/>
       </w:pPr>
       <w:r>
-        <w:t>8.3 Demonstration 3 — learned behaviour</w:t>
+        <w:t>8.5 Demonstration 3 — learned behaviour</w:t>
       </w:r>
     </w:p>
     <w:p>
@@ -7649,7 +7831,7 @@
           <w:color w:val="000000"/>
           <w:sz w:val="18"/>
         </w:rPr>
-        <w:t>Mermaid diagram — illustrative validation trace, bars coloured by the policy chosen (Figure 8.2)</w:t>
+        <w:t>Mermaid diagram — illustrative validation trace, bars coloured by the policy chosen (section 8.5)</w:t>
       </w:r>
     </w:p>
     <w:p>
@@ -8264,7 +8446,7 @@
         <w:pStyle w:val="Heading2"/>
       </w:pPr>
       <w:r>
-        <w:t>8.4 Artifacts produced</w:t>
+        <w:t>8.6 Artifacts produced</w:t>
       </w:r>
     </w:p>
     <w:p>

--- a/docs/Review_2_Report.docx
+++ b/docs/Review_2_Report.docx
@@ -360,7 +360,7 @@
                 <w:color w:val="000000"/>
                 <w:sz w:val="17"/>
               </w:rPr>
-              <w:t>472 passed in 48.77s (python -m pytest -q, 32 test modules)</w:t>
+              <w:t>472 passed in 49.08s (python -m pytest -q, 32 test modules)</w:t>
             </w:r>
           </w:p>
         </w:tc>
@@ -670,6 +670,16 @@
     <w:p>
       <w:r>
         <w:rPr>
+          <w:b w:val="0"/>
+          <w:color w:val="000000"/>
+          <w:sz w:val="19"/>
+        </w:rPr>
+        <w:t xml:space="preserve">    1.7 Scope and assumptions</w:t>
+      </w:r>
+    </w:p>
+    <w:p>
+      <w:r>
+        <w:rPr>
           <w:b/>
           <w:color w:val="000000"/>
           <w:sz w:val="20"/>
@@ -795,6 +805,16 @@
           <w:sz w:val="19"/>
         </w:rPr>
         <w:t xml:space="preserve">    6.3 The control loop in pseudocode</w:t>
+      </w:r>
+    </w:p>
+    <w:p>
+      <w:r>
+        <w:rPr>
+          <w:b w:val="0"/>
+          <w:color w:val="000000"/>
+          <w:sz w:val="19"/>
+        </w:rPr>
+        <w:t xml:space="preserve">    6.4 Literature the design draws on</w:t>
       </w:r>
     </w:p>
     <w:p>
@@ -3402,6 +3422,108 @@
     </w:p>
     <w:p>
       <w:pPr>
+        <w:pStyle w:val="Heading2"/>
+      </w:pPr>
+      <w:r>
+        <w:t>1.7 Scope and assumptions</w:t>
+      </w:r>
+    </w:p>
+    <w:p>
+      <w:r>
+        <w:rPr>
+          <w:b w:val="0"/>
+          <w:i w:val="0"/>
+          <w:color w:val="000000"/>
+        </w:rPr>
+        <w:t>The project studies one question — can a CPU scheduler detect that its own configuration is failing and recover from causal evidence alone? — under a set of assumptions that are stated here so the results can be read correctly.</w:t>
+      </w:r>
+    </w:p>
+    <w:p>
+      <w:pPr>
+        <w:pStyle w:val="ListBullet"/>
+      </w:pPr>
+      <w:r>
+        <w:rPr>
+          <w:b/>
+          <w:i w:val="0"/>
+          <w:color w:val="000000"/>
+        </w:rPr>
+        <w:t>In scope.</w:t>
+      </w:r>
+      <w:r>
+        <w:rPr>
+          <w:b w:val="0"/>
+          <w:i w:val="0"/>
+          <w:color w:val="000000"/>
+        </w:rPr>
+        <w:t xml:space="preserve"> A single CPU; one FIFO ready queue; non-preemptive service under FCFS, SJF and Priority; quantum-bounded service under Round Robin; one unit of switching cost per change of running process; synthetic workloads drawn from the seven declared families; an online controller that may act only on arrived work; and an offline audit that measures what each intervention actually achieved.</w:t>
+      </w:r>
+    </w:p>
+    <w:p>
+      <w:pPr>
+        <w:pStyle w:val="ListBullet"/>
+      </w:pPr>
+      <w:r>
+        <w:rPr>
+          <w:b/>
+          <w:i w:val="0"/>
+          <w:color w:val="000000"/>
+        </w:rPr>
+        <w:t>Out of scope.</w:t>
+      </w:r>
+      <w:r>
+        <w:rPr>
+          <w:b w:val="0"/>
+          <w:i w:val="0"/>
+          <w:color w:val="000000"/>
+        </w:rPr>
+        <w:t xml:space="preserve"> Real operating-system kernels and hardware. Nothing in this repository is a kernel module, a syscall, a patch to a real scheduler or a measurement taken on a real machine, and no result here should be read as one. Also out of scope: multiple CPUs, hyper-threading, I/O and page-fault behaviour, interrupt accounting, priority inheritance or a real clock tick.</w:t>
+      </w:r>
+    </w:p>
+    <w:p>
+      <w:pPr>
+        <w:pStyle w:val="ListBullet"/>
+      </w:pPr>
+      <w:r>
+        <w:rPr>
+          <w:b/>
+          <w:i w:val="0"/>
+          <w:color w:val="000000"/>
+        </w:rPr>
+        <w:t>Assumptions.</w:t>
+      </w:r>
+      <w:r>
+        <w:rPr>
+          <w:b w:val="0"/>
+          <w:i w:val="0"/>
+          <w:color w:val="000000"/>
+        </w:rPr>
+        <w:t xml:space="preserve"> Burst times become visible when a process arrives (which is what lets SJF, and the diagnosis features, exist at all); arrivals, bursts and priorities are drawn from declared distributions; the trace is finite; and the performance statistic the controller watches is the realized waiting time of completed work, which a real scheduler can measure from its own dispatch and completion events.</w:t>
+      </w:r>
+    </w:p>
+    <w:p>
+      <w:pPr>
+        <w:pStyle w:val="ListBullet"/>
+      </w:pPr>
+      <w:r>
+        <w:rPr>
+          <w:b/>
+          <w:i w:val="0"/>
+          <w:color w:val="000000"/>
+        </w:rPr>
+        <w:t>What a good result would look like.</w:t>
+      </w:r>
+      <w:r>
+        <w:rPr>
+          <w:b w:val="0"/>
+          <w:i w:val="0"/>
+          <w:color w:val="000000"/>
+        </w:rPr>
+        <w:t xml:space="preserve"> The loop must beat the no-action control on identical traces, must not damage a configuration that is already good, and must not claim a benefit it cannot evidence. The current release satisfies the first two and states honestly where it fails the third for individual interventions (§7.5–7.6).</w:t>
+      </w:r>
+    </w:p>
+    <w:p>
+      <w:pPr>
         <w:pStyle w:val="Heading1"/>
       </w:pPr>
       <w:r>
@@ -9923,7 +10045,7 @@
           <w:i w:val="0"/>
           <w:color w:val="000000"/>
         </w:rPr>
-        <w:t>; the report itself only reads those artifacts (plus the generator, for Table 7).</w:t>
+        <w:t>; the report itself only reads those artifacts (plus the generator, for the dataset table).</w:t>
       </w:r>
     </w:p>
     <w:p>
@@ -10973,6 +11095,543 @@
     </w:p>
     <w:p>
       <w:pPr>
+        <w:pStyle w:val="Heading2"/>
+      </w:pPr>
+      <w:r>
+        <w:t>6.4 Literature the design draws on</w:t>
+      </w:r>
+    </w:p>
+    <w:p>
+      <w:r>
+        <w:rPr>
+          <w:b w:val="0"/>
+          <w:i w:val="0"/>
+          <w:color w:val="000000"/>
+        </w:rPr>
+        <w:t>The design stands on standard, well-documented work rather than on a survey: the scheduling material establishes what a scheduler can measure and why adaptive policies exist, and the reinforcement-learning material establishes what a tabular action-value method can and cannot promise. These are the works the implemented choices follow; each is a published book or paper that a reader can verify directly.</w:t>
+      </w:r>
+    </w:p>
+    <w:tbl>
+      <w:tblPr>
+        <w:tblStyle w:val="TableGrid"/>
+        <w:tblW w:type="auto" w:w="0"/>
+        <w:tblLook w:firstColumn="1" w:firstRow="1" w:lastColumn="0" w:lastRow="0" w:noHBand="0" w:noVBand="1" w:val="04A0"/>
+      </w:tblPr>
+      <w:tblGrid>
+        <w:gridCol w:w="4320"/>
+        <w:gridCol w:w="4320"/>
+      </w:tblGrid>
+      <w:tr>
+        <w:tc>
+          <w:tcPr>
+            <w:tcW w:type="dxa" w:w="4303"/>
+          </w:tcPr>
+          <w:p>
+            <w:r>
+              <w:rPr>
+                <w:b/>
+                <w:sz w:val="17"/>
+              </w:rPr>
+            </w:r>
+            <w:r>
+              <w:rPr>
+                <w:b/>
+                <w:i w:val="0"/>
+                <w:color w:val="000000"/>
+                <w:sz w:val="17"/>
+              </w:rPr>
+              <w:t>Reference</w:t>
+            </w:r>
+          </w:p>
+        </w:tc>
+        <w:tc>
+          <w:tcPr>
+            <w:tcW w:type="dxa" w:w="5051"/>
+          </w:tcPr>
+          <w:p>
+            <w:r>
+              <w:rPr>
+                <w:b/>
+                <w:sz w:val="17"/>
+              </w:rPr>
+            </w:r>
+            <w:r>
+              <w:rPr>
+                <w:b/>
+                <w:i w:val="0"/>
+                <w:color w:val="000000"/>
+                <w:sz w:val="17"/>
+              </w:rPr>
+              <w:t>What this project takes from it</w:t>
+            </w:r>
+          </w:p>
+        </w:tc>
+      </w:tr>
+      <w:tr>
+        <w:tc>
+          <w:tcPr>
+            <w:tcW w:type="dxa" w:w="4303"/>
+          </w:tcPr>
+          <w:p>
+            <w:r>
+              <w:rPr>
+                <w:sz w:val="17"/>
+              </w:rPr>
+            </w:r>
+            <w:r>
+              <w:rPr>
+                <w:b w:val="0"/>
+                <w:i w:val="0"/>
+                <w:color w:val="000000"/>
+                <w:sz w:val="17"/>
+              </w:rPr>
+              <w:t xml:space="preserve">A. Silberschatz, P. B. Galvin and G. Gagne, </w:t>
+            </w:r>
+            <w:r>
+              <w:rPr>
+                <w:b w:val="0"/>
+                <w:i/>
+                <w:color w:val="000000"/>
+                <w:sz w:val="17"/>
+              </w:rPr>
+              <w:t>Operating System Concepts</w:t>
+            </w:r>
+            <w:r>
+              <w:rPr>
+                <w:b w:val="0"/>
+                <w:i w:val="0"/>
+                <w:color w:val="000000"/>
+                <w:sz w:val="17"/>
+              </w:rPr>
+              <w:t>, Wiley (current edition).</w:t>
+            </w:r>
+          </w:p>
+        </w:tc>
+        <w:tc>
+          <w:tcPr>
+            <w:tcW w:type="dxa" w:w="5051"/>
+          </w:tcPr>
+          <w:p>
+            <w:r>
+              <w:rPr>
+                <w:sz w:val="17"/>
+              </w:rPr>
+            </w:r>
+            <w:r>
+              <w:rPr>
+                <w:b w:val="0"/>
+                <w:i w:val="0"/>
+                <w:color w:val="000000"/>
+                <w:sz w:val="17"/>
+              </w:rPr>
+              <w:t>The vocabulary and the measurement discipline of CPU scheduling: waiting, response and turnaround time, dispatch versus completion, and the classical baselines (FCFS, SJF, Round Robin, Priority) that this project keeps as the fixed arms of its comparison.</w:t>
+            </w:r>
+          </w:p>
+        </w:tc>
+      </w:tr>
+      <w:tr>
+        <w:tc>
+          <w:tcPr>
+            <w:tcW w:type="dxa" w:w="4303"/>
+          </w:tcPr>
+          <w:p>
+            <w:r>
+              <w:rPr>
+                <w:sz w:val="17"/>
+              </w:rPr>
+            </w:r>
+            <w:r>
+              <w:rPr>
+                <w:b w:val="0"/>
+                <w:i w:val="0"/>
+                <w:color w:val="000000"/>
+                <w:sz w:val="17"/>
+              </w:rPr>
+              <w:t xml:space="preserve">R. H. Arpaci-Dusseau and A. C. Arpaci-Dusseau, </w:t>
+            </w:r>
+            <w:r>
+              <w:rPr>
+                <w:b w:val="0"/>
+                <w:i/>
+                <w:color w:val="000000"/>
+                <w:sz w:val="17"/>
+              </w:rPr>
+              <w:t>Operating Systems: Three Easy Pieces</w:t>
+            </w:r>
+            <w:r>
+              <w:rPr>
+                <w:b w:val="0"/>
+                <w:i w:val="0"/>
+                <w:color w:val="000000"/>
+                <w:sz w:val="17"/>
+              </w:rPr>
+              <w:t>, Arpaci-Dusseau Books.</w:t>
+            </w:r>
+          </w:p>
+        </w:tc>
+        <w:tc>
+          <w:tcPr>
+            <w:tcW w:type="dxa" w:w="5051"/>
+          </w:tcPr>
+          <w:p>
+            <w:r>
+              <w:rPr>
+                <w:sz w:val="17"/>
+              </w:rPr>
+            </w:r>
+            <w:r>
+              <w:rPr>
+                <w:b w:val="0"/>
+                <w:i w:val="0"/>
+                <w:color w:val="000000"/>
+                <w:sz w:val="17"/>
+              </w:rPr>
+              <w:t>The scheduling chapter's framing of the scheduler's dilemma — policy choice under imperfect information — which is exactly the situation this project models by hiding the future from the controller.</w:t>
+            </w:r>
+          </w:p>
+        </w:tc>
+      </w:tr>
+      <w:tr>
+        <w:tc>
+          <w:tcPr>
+            <w:tcW w:type="dxa" w:w="4303"/>
+          </w:tcPr>
+          <w:p>
+            <w:r>
+              <w:rPr>
+                <w:sz w:val="17"/>
+              </w:rPr>
+            </w:r>
+            <w:r>
+              <w:rPr>
+                <w:b w:val="0"/>
+                <w:i w:val="0"/>
+                <w:color w:val="000000"/>
+                <w:sz w:val="17"/>
+              </w:rPr>
+              <w:t xml:space="preserve">P. J. Denning, “The Working Set Model for Program Behavior”, </w:t>
+            </w:r>
+            <w:r>
+              <w:rPr>
+                <w:b w:val="0"/>
+                <w:i/>
+                <w:color w:val="000000"/>
+                <w:sz w:val="17"/>
+              </w:rPr>
+              <w:t>Communications of the ACM</w:t>
+            </w:r>
+            <w:r>
+              <w:rPr>
+                <w:b w:val="0"/>
+                <w:i w:val="0"/>
+                <w:color w:val="000000"/>
+                <w:sz w:val="17"/>
+              </w:rPr>
+              <w:t xml:space="preserve"> 11(5), 1968.</w:t>
+            </w:r>
+          </w:p>
+        </w:tc>
+        <w:tc>
+          <w:tcPr>
+            <w:tcW w:type="dxa" w:w="5051"/>
+          </w:tcPr>
+          <w:p>
+            <w:r>
+              <w:rPr>
+                <w:sz w:val="17"/>
+              </w:rPr>
+            </w:r>
+            <w:r>
+              <w:rPr>
+                <w:b w:val="0"/>
+                <w:i w:val="0"/>
+                <w:color w:val="000000"/>
+                <w:sz w:val="17"/>
+              </w:rPr>
+              <w:t>The idea that a recent, windowed view of a system is the right basis for a runtime decision, and that the window must be chosen rather than assumed — the monitor's rolling completion window and its declared reference are this project's small version of that argument.</w:t>
+            </w:r>
+          </w:p>
+        </w:tc>
+      </w:tr>
+      <w:tr>
+        <w:tc>
+          <w:tcPr>
+            <w:tcW w:type="dxa" w:w="4303"/>
+          </w:tcPr>
+          <w:p>
+            <w:r>
+              <w:rPr>
+                <w:sz w:val="17"/>
+              </w:rPr>
+            </w:r>
+            <w:r>
+              <w:rPr>
+                <w:b w:val="0"/>
+                <w:i w:val="0"/>
+                <w:color w:val="000000"/>
+                <w:sz w:val="17"/>
+              </w:rPr>
+              <w:t>C. A. Waldspurger and W. E. Weihl, “Lottery Scheduling: Flexible Proportional-Share Resource Management”, OSDI 1994.</w:t>
+            </w:r>
+          </w:p>
+        </w:tc>
+        <w:tc>
+          <w:tcPr>
+            <w:tcW w:type="dxa" w:w="5051"/>
+          </w:tcPr>
+          <w:p>
+            <w:r>
+              <w:rPr>
+                <w:sz w:val="17"/>
+              </w:rPr>
+            </w:r>
+            <w:r>
+              <w:rPr>
+                <w:b w:val="0"/>
+                <w:i w:val="0"/>
+                <w:color w:val="000000"/>
+                <w:sz w:val="17"/>
+              </w:rPr>
+              <w:t>The precedent that a fresh scheduling decision at runtime can be a first-class mechanism rather than a static choice, and that the fairness of such a mechanism is a property to be measured rather than assumed.</w:t>
+            </w:r>
+          </w:p>
+        </w:tc>
+      </w:tr>
+      <w:tr>
+        <w:tc>
+          <w:tcPr>
+            <w:tcW w:type="dxa" w:w="4303"/>
+          </w:tcPr>
+          <w:p>
+            <w:r>
+              <w:rPr>
+                <w:sz w:val="17"/>
+              </w:rPr>
+            </w:r>
+            <w:r>
+              <w:rPr>
+                <w:b w:val="0"/>
+                <w:i w:val="0"/>
+                <w:color w:val="000000"/>
+                <w:sz w:val="17"/>
+              </w:rPr>
+              <w:t xml:space="preserve">C. J. C. H. Watkins and P. Dayan, “Q-learning”, </w:t>
+            </w:r>
+            <w:r>
+              <w:rPr>
+                <w:b w:val="0"/>
+                <w:i/>
+                <w:color w:val="000000"/>
+                <w:sz w:val="17"/>
+              </w:rPr>
+              <w:t>Machine Learning</w:t>
+            </w:r>
+            <w:r>
+              <w:rPr>
+                <w:b w:val="0"/>
+                <w:i w:val="0"/>
+                <w:color w:val="000000"/>
+                <w:sz w:val="17"/>
+              </w:rPr>
+              <w:t xml:space="preserve"> 8(3), 1992.</w:t>
+            </w:r>
+          </w:p>
+        </w:tc>
+        <w:tc>
+          <w:tcPr>
+            <w:tcW w:type="dxa" w:w="5051"/>
+          </w:tcPr>
+          <w:p>
+            <w:r>
+              <w:rPr>
+                <w:sz w:val="17"/>
+              </w:rPr>
+            </w:r>
+            <w:r>
+              <w:rPr>
+                <w:b w:val="0"/>
+                <w:i w:val="0"/>
+                <w:color w:val="000000"/>
+                <w:sz w:val="17"/>
+              </w:rPr>
+              <w:t xml:space="preserve">The update rule used verbatim in </w:t>
+            </w:r>
+            <w:r>
+              <w:rPr>
+                <w:b w:val="0"/>
+                <w:i/>
+                <w:color w:val="000000"/>
+                <w:sz w:val="17"/>
+              </w:rPr>
+              <w:t>rl/q_learning.py</w:t>
+            </w:r>
+            <w:r>
+              <w:rPr>
+                <w:b w:val="0"/>
+                <w:i w:val="0"/>
+                <w:color w:val="000000"/>
+                <w:sz w:val="17"/>
+              </w:rPr>
+              <w:t>, including the conditions on which its convergence result depends — conditions this project deliberately does not claim to satisfy, which is why the learned controller is reported against the rule rather than asserted to be better.</w:t>
+            </w:r>
+          </w:p>
+        </w:tc>
+      </w:tr>
+      <w:tr>
+        <w:tc>
+          <w:tcPr>
+            <w:tcW w:type="dxa" w:w="4303"/>
+          </w:tcPr>
+          <w:p>
+            <w:r>
+              <w:rPr>
+                <w:sz w:val="17"/>
+              </w:rPr>
+            </w:r>
+            <w:r>
+              <w:rPr>
+                <w:b w:val="0"/>
+                <w:i w:val="0"/>
+                <w:color w:val="000000"/>
+                <w:sz w:val="17"/>
+              </w:rPr>
+              <w:t xml:space="preserve">R. S. Sutton and A. G. Barto, </w:t>
+            </w:r>
+            <w:r>
+              <w:rPr>
+                <w:b w:val="0"/>
+                <w:i/>
+                <w:color w:val="000000"/>
+                <w:sz w:val="17"/>
+              </w:rPr>
+              <w:t>Reinforcement Learning: An Introduction</w:t>
+            </w:r>
+            <w:r>
+              <w:rPr>
+                <w:b w:val="0"/>
+                <w:i w:val="0"/>
+                <w:color w:val="000000"/>
+                <w:sz w:val="17"/>
+              </w:rPr>
+              <w:t>, 2nd edition, MIT Press, 2018.</w:t>
+            </w:r>
+          </w:p>
+        </w:tc>
+        <w:tc>
+          <w:tcPr>
+            <w:tcW w:type="dxa" w:w="5051"/>
+          </w:tcPr>
+          <w:p>
+            <w:r>
+              <w:rPr>
+                <w:sz w:val="17"/>
+              </w:rPr>
+            </w:r>
+            <w:r>
+              <w:rPr>
+                <w:b w:val="0"/>
+                <w:i w:val="0"/>
+                <w:color w:val="000000"/>
+                <w:sz w:val="17"/>
+              </w:rPr>
+              <w:t>The treatment of exploration and of episodic versus continuing returns behind the ε-greedy schedule, the first-visit fallback and the choice to make one trace one episodic return.</w:t>
+            </w:r>
+          </w:p>
+        </w:tc>
+      </w:tr>
+      <w:tr>
+        <w:tc>
+          <w:tcPr>
+            <w:tcW w:type="dxa" w:w="4303"/>
+          </w:tcPr>
+          <w:p>
+            <w:r>
+              <w:rPr>
+                <w:sz w:val="17"/>
+              </w:rPr>
+            </w:r>
+            <w:r>
+              <w:rPr>
+                <w:b w:val="0"/>
+                <w:i w:val="0"/>
+                <w:color w:val="000000"/>
+                <w:sz w:val="17"/>
+              </w:rPr>
+              <w:t xml:space="preserve">G. Tesauro, “Temporal Difference Learning and TD-Gammon”, </w:t>
+            </w:r>
+            <w:r>
+              <w:rPr>
+                <w:b w:val="0"/>
+                <w:i/>
+                <w:color w:val="000000"/>
+                <w:sz w:val="17"/>
+              </w:rPr>
+              <w:t>Communications of the ACM</w:t>
+            </w:r>
+            <w:r>
+              <w:rPr>
+                <w:b w:val="0"/>
+                <w:i w:val="0"/>
+                <w:color w:val="000000"/>
+                <w:sz w:val="17"/>
+              </w:rPr>
+              <w:t xml:space="preserve"> 38(3), 1995.</w:t>
+            </w:r>
+          </w:p>
+        </w:tc>
+        <w:tc>
+          <w:tcPr>
+            <w:tcW w:type="dxa" w:w="5051"/>
+          </w:tcPr>
+          <w:p>
+            <w:r>
+              <w:rPr>
+                <w:sz w:val="17"/>
+              </w:rPr>
+            </w:r>
+            <w:r>
+              <w:rPr>
+                <w:b w:val="0"/>
+                <w:i w:val="0"/>
+                <w:color w:val="000000"/>
+                <w:sz w:val="17"/>
+              </w:rPr>
+              <w:t>The demonstration that temporal-difference learning can work well on a hard sequential decision problem with a coarse representation — and the caution that came with it, that its success depended on the problem, which is why this report measures the learned controller instead of assuming it.</w:t>
+            </w:r>
+          </w:p>
+        </w:tc>
+      </w:tr>
+    </w:tbl>
+    <w:p>
+      <w:pPr>
+        <w:spacing w:after="80"/>
+      </w:pPr>
+    </w:p>
+    <w:p>
+      <w:pPr>
+        <w:jc w:val="center"/>
+      </w:pPr>
+      <w:r>
+        <w:rPr>
+          <w:i/>
+          <w:color w:val="000000"/>
+          <w:sz w:val="18"/>
+        </w:rPr>
+        <w:t>Table 9 — The published work the implementation follows.</w:t>
+      </w:r>
+    </w:p>
+    <w:p>
+      <w:r>
+        <w:rPr>
+          <w:b w:val="0"/>
+          <w:i w:val="0"/>
+          <w:color w:val="000000"/>
+        </w:rPr>
+        <w:t>Two consequences of taking these works seriously are visible in the repository. First, the learned controller is evaluated exactly like the rule — same workloads, same seeds, paired uncertainty — instead of being assumed superior. Second, the verification stage exists at all: none of the references above offers a way to confirm, inside a single trace, that a change helped, which is the gap this project tried to close and reports as only partly closed.</w:t>
+      </w:r>
+    </w:p>
+    <w:p>
+      <w:pPr>
         <w:pStyle w:val="Heading1"/>
       </w:pPr>
       <w:r>
@@ -11482,7 +12141,7 @@
           <w:color w:val="000000"/>
           <w:sz w:val="18"/>
         </w:rPr>
-        <w:t>Table 9 — Arms of the study.</w:t>
+        <w:t>Table 10 — Arms of the study.</w:t>
       </w:r>
     </w:p>
     <w:p>
@@ -13121,7 +13780,7 @@
           <w:color w:val="000000"/>
           <w:sz w:val="18"/>
         </w:rPr>
-        <w:t>Table 10 — Held-out split, 210 traces per fixed or rule arm (learned arms: five seeds, 1050 traces). Waiting, response and turnaround times are simulated time units.</w:t>
+        <w:t>Table 11 — Held-out split, 210 traces per fixed or rule arm (learned arms: five seeds, 1050 traces). Waiting, response and turnaround times are simulated time units.</w:t>
       </w:r>
     </w:p>
     <w:p>
@@ -13906,7 +14565,7 @@
           <w:color w:val="000000"/>
           <w:sz w:val="18"/>
         </w:rPr>
-        <w:t>Table 11 — Paired mean-waiting-time differences (1000 bootstrap replicates).</w:t>
+        <w:t>Table 12 — Paired mean-waiting-time differences (1000 bootstrap replicates).</w:t>
       </w:r>
     </w:p>
     <w:p>
@@ -14655,7 +15314,7 @@
           <w:color w:val="000000"/>
           <w:sz w:val="18"/>
         </w:rPr>
-        <w:t>Table 12 — Verdicts and safe-fallback episodes on the held-out split.</w:t>
+        <w:t>Table 13 — Verdicts and safe-fallback episodes on the held-out split.</w:t>
       </w:r>
     </w:p>
     <w:p>
@@ -15503,7 +16162,7 @@
           <w:color w:val="000000"/>
           <w:sz w:val="18"/>
         </w:rPr>
-        <w:t>Table 13 — Matched-replay audit: the marginal value of each intervention in waiting-time units. A false recovery is an intervention whose matched gain is not positive.</w:t>
+        <w:t>Table 14 — Matched-replay audit: the marginal value of each intervention in waiting-time units. A false recovery is an intervention whose matched gain is not positive.</w:t>
       </w:r>
     </w:p>
     <w:p>
@@ -15529,7 +16188,7 @@
           <w:i w:val="0"/>
           <w:color w:val="000000"/>
         </w:rPr>
-        <w:t>, not as a benefit estimator. The fairness rule shows the other side of the ledger: most of its interventions were harmful and three quarters of them were false recoveries, which is why the comparison in Table 11 places it behind the no-action control.</w:t>
+        <w:t>, not as a benefit estimator. The fairness rule shows the other side of the ledger: most of its interventions were harmful and three quarters of them were false recoveries, which is why the paired comparison of §7.4 places it behind the no-action control.</w:t>
       </w:r>
     </w:p>
     <w:p>
@@ -16232,7 +16891,7 @@
           <w:color w:val="000000"/>
           <w:sz w:val="18"/>
         </w:rPr>
-        <w:t>Table 14 — Controlled degradation scenarios on the validation split (‘stable’ traces are never injected).</w:t>
+        <w:t>Table 15 — Controlled degradation scenarios on the validation split (‘stable’ traces are never injected).</w:t>
       </w:r>
     </w:p>
     <w:p>
@@ -17185,7 +17844,7 @@
           <w:color w:val="000000"/>
           <w:sz w:val="18"/>
         </w:rPr>
-        <w:t>Table 15 — Coverage of the learned controller's table, per independent training seed.</w:t>
+        <w:t>Table 16 — Coverage of the learned controller's table, per independent training seed.</w:t>
       </w:r>
     </w:p>
     <w:p>
@@ -17707,7 +18366,7 @@
                 <w:color w:val="000000"/>
                 <w:sz w:val="17"/>
               </w:rPr>
-              <w:t>detector tests; injection scenarios (Table 14)</w:t>
+              <w:t>detector tests; the injection scenarios of §7.7</w:t>
             </w:r>
           </w:p>
         </w:tc>
@@ -17879,7 +18538,7 @@
                 <w:color w:val="000000"/>
                 <w:sz w:val="17"/>
               </w:rPr>
-              <w:t>policy tests; coverage analysis (Table 15)</w:t>
+              <w:t>policy tests; the coverage analysis of §7.8</w:t>
             </w:r>
           </w:p>
         </w:tc>
@@ -18223,7 +18882,7 @@
                 <w:color w:val="000000"/>
                 <w:sz w:val="17"/>
               </w:rPr>
-              <w:t>audit with divergence checks (Table 13)</w:t>
+              <w:t>audit with divergence checks (§7.5)</w:t>
             </w:r>
           </w:p>
         </w:tc>
@@ -18244,7 +18903,7 @@
           <w:color w:val="000000"/>
           <w:sz w:val="18"/>
         </w:rPr>
-        <w:t>Table 16 — Lifecycle stages.</w:t>
+        <w:t>Table 17 — Lifecycle stages.</w:t>
       </w:r>
     </w:p>
     <w:p>
@@ -19144,7 +19803,7 @@
                 <w:color w:val="000000"/>
                 <w:sz w:val="17"/>
               </w:rPr>
-              <w:t>paired bootstrap differences and intervals (Table 11)</w:t>
+              <w:t>paired bootstrap differences and intervals (§7.4)</w:t>
             </w:r>
           </w:p>
         </w:tc>
@@ -19473,7 +20132,7 @@
           <w:color w:val="000000"/>
           <w:sz w:val="18"/>
         </w:rPr>
-        <w:t>Table 17 — The artifacts behind this report.</w:t>
+        <w:t>Table 18 — The artifacts behind this report.</w:t>
       </w:r>
     </w:p>
     <w:p>
@@ -19620,7 +20279,7 @@
           <w:i w:val="0"/>
           <w:color w:val="000000"/>
         </w:rPr>
-        <w:t xml:space="preserve"> SJF is handed the one thing a real scheduler does not have, exact burst times, and on these workloads it is the strongest single policy (Table 10). The loop's value proposition is therefore adaptation to a configuration it was not given, not superiority to an oracle.</w:t>
+        <w:t xml:space="preserve"> SJF is handed the one thing a real scheduler does not have, exact burst times, and on these workloads it is the strongest single policy (the held-out table of §7.4). The loop's value proposition is therefore adaptation to a configuration it was not given, not superiority to an oracle.</w:t>
       </w:r>
     </w:p>
     <w:p>
@@ -20356,7 +21015,7 @@
           <w:color w:val="000000"/>
           <w:sz w:val="18"/>
         </w:rPr>
-        <w:t>Table 18 — Remaining work and the gate each step must pass.</w:t>
+        <w:t>Table 19 — Remaining work and the gate each step must pass.</w:t>
       </w:r>
     </w:p>
     <w:p>
@@ -21111,7 +21770,7 @@
           <w:color w:val="000000"/>
           <w:sz w:val="18"/>
         </w:rPr>
-        <w:t>Table 19 — Seed hygiene.</w:t>
+        <w:t>Table 20 — Seed hygiene.</w:t>
       </w:r>
     </w:p>
     <w:p>
@@ -21751,7 +22410,7 @@
           <w:color w:val="000000"/>
           <w:sz w:val="18"/>
         </w:rPr>
-        <w:t>Table 20 — Offline selector, held-out mean objective cost and regret.</w:t>
+        <w:t>Table 21 — Offline selector, held-out mean objective cost and regret.</w:t>
       </w:r>
     </w:p>
     <w:p>
@@ -22127,7 +22786,7 @@
           <w:color w:val="000000"/>
           <w:sz w:val="18"/>
         </w:rPr>
-        <w:t>Table 21 — Runtime appendix, mean waiting time.</w:t>
+        <w:t>Table 22 — Runtime appendix, mean waiting time.</w:t>
       </w:r>
     </w:p>
     <w:p>

--- a/docs/Review_2_Report.docx
+++ b/docs/Review_2_Report.docx
@@ -34,7 +34,7 @@
           <w:color w:val="000000"/>
           <w:sz w:val="20"/>
         </w:rPr>
-        <w:t>Repository: github.com/lostpilot404/OS-Project   ·   Report generated 2026-10-15</w:t>
+        <w:t>Repository: github.com/lostpilot404/OS-Project   ·   Report generated 2026-10-16</w:t>
       </w:r>
     </w:p>
     <w:p>
@@ -360,7 +360,7 @@
                 <w:color w:val="000000"/>
                 <w:sz w:val="17"/>
               </w:rPr>
-              <w:t>472 passed in 49.08s (python -m pytest -q, 32 test modules)</w:t>
+              <w:t>test suite not re-run for this build</w:t>
             </w:r>
           </w:p>
         </w:tc>
@@ -448,7 +448,7 @@
                 <w:color w:val="000000"/>
                 <w:sz w:val="17"/>
               </w:rPr>
-              <w:t>2026-10-15</w:t>
+              <w:t>2026-10-16</w:t>
             </w:r>
           </w:p>
         </w:tc>
@@ -6139,7 +6139,7 @@
       <w:r>
         <w:drawing>
           <wp:inline xmlns:a="http://schemas.openxmlformats.org/drawingml/2006/main" xmlns:pic="http://schemas.openxmlformats.org/drawingml/2006/picture">
-            <wp:extent cx="5760000" cy="7691395"/>
+            <wp:extent cx="5760000" cy="7578947"/>
             <wp:docPr id="6" name="Picture 6"/>
             <wp:cNvGraphicFramePr>
               <a:graphicFrameLocks noChangeAspect="1"/>
@@ -6160,7 +6160,7 @@
                   <pic:spPr>
                     <a:xfrm>
                       <a:off x="0" y="0"/>
-                      <a:ext cx="5760000" cy="7691395"/>
+                      <a:ext cx="5760000" cy="7578947"/>
                     </a:xfrm>
                     <a:prstGeom prst="rect"/>
                   </pic:spPr>
@@ -6181,7 +6181,7 @@
           <w:color w:val="000000"/>
           <w:sz w:val="18"/>
         </w:rPr>
-        <w:t>Figure 6 — M4 diagnosis: the tests are applied in this fixed precedence order and the first one that matches names the primary cause — head-of-line blocking, fairness starvation, priority ordering anomaly, tail dispersion, queue congestion, or `unexplained` when none matches.</w:t>
+        <w:t>Figure 6 — M4 diagnosis: the tests are applied in this fixed precedence order and the first one that matches names the primary cause — head-of-line blocking, fairness starvation, tail dispersion, priority ordering anomaly, queue congestion, or `unexplained` when none matches.</w:t>
       </w:r>
     </w:p>
     <w:p>
@@ -6251,7 +6251,7 @@
           <w:color w:val="000000"/>
           <w:sz w:val="17"/>
         </w:rPr>
-        <w:t xml:space="preserve">    Q2 -- "no" --&gt; Q3{"3. Priority&lt;br/&gt;ordering anomaly?"}</w:t>
+        <w:t xml:space="preserve">    Q2 -- "no" --&gt; Q3{"3. Tail&lt;br/&gt;dispersion?"}</w:t>
       </w:r>
     </w:p>
     <w:p>
@@ -6265,7 +6265,7 @@
           <w:color w:val="000000"/>
           <w:sz w:val="17"/>
         </w:rPr>
-        <w:t xml:space="preserve">    Q3 -- "no" --&gt; Q4{"4. Tail&lt;br/&gt;dispersion?"}</w:t>
+        <w:t xml:space="preserve">    Q3 -- "no" --&gt; Q4{"4. Priority&lt;br/&gt;ordering anomaly?"}</w:t>
       </w:r>
     </w:p>
     <w:p>
@@ -6322,7 +6322,7 @@
       <w:r>
         <w:drawing>
           <wp:inline xmlns:a="http://schemas.openxmlformats.org/drawingml/2006/main" xmlns:pic="http://schemas.openxmlformats.org/drawingml/2006/picture">
-            <wp:extent cx="5760000" cy="4419421"/>
+            <wp:extent cx="5760000" cy="4624677"/>
             <wp:docPr id="7" name="Picture 7"/>
             <wp:cNvGraphicFramePr>
               <a:graphicFrameLocks noChangeAspect="1"/>
@@ -6343,7 +6343,7 @@
                   <pic:spPr>
                     <a:xfrm>
                       <a:off x="0" y="0"/>
-                      <a:ext cx="5760000" cy="4419421"/>
+                      <a:ext cx="5760000" cy="4624677"/>
                     </a:xfrm>
                     <a:prstGeom prst="rect"/>
                   </pic:spPr>
@@ -6364,7 +6364,7 @@
           <w:color w:val="000000"/>
           <w:sz w:val="18"/>
         </w:rPr>
-        <w:t>Figure 7 — M5 recovery policy: actions that cannot change the live configuration are masked before the rule or the learned controller is asked.</w:t>
+        <w:t>Figure 7 — M5 recovery policy: actions that cannot change the live configuration are masked before the rule or the learned controller is asked; the reward is residual minus boundary minus cost, with a rollback penalty only on a confirmed failure.</w:t>
       </w:r>
     </w:p>
     <w:p>
@@ -6532,7 +6532,7 @@
           <w:color w:val="000000"/>
           <w:sz w:val="17"/>
         </w:rPr>
-        <w:t xml:space="preserve">    H --&gt; I["Reward = residual - boundary - cost"]</w:t>
+        <w:t xml:space="preserve">    H --&gt; I["Reward = residual - boundary - cost (-rollback on rejected)"]</w:t>
       </w:r>
     </w:p>
     <w:p>

--- a/docs/Review_2_Report.docx
+++ b/docs/Review_2_Report.docx
@@ -20424,7 +20424,25 @@
           <w:i w:val="0"/>
           <w:color w:val="000000"/>
         </w:rPr>
-        <w:t xml:space="preserve"> The reward currently uses the same statistic as the verdict, which keeps learning honest but inherits its noise. The action probe shows that the reward already ranks actions correctly </w:t>
+        <w:t xml:space="preserve"> The reward currently uses the same statistic as the verdict, which keeps learning honest but inherits its noise. The action probe shows that the canonical </w:t>
+      </w:r>
+      <w:r>
+        <w:rPr>
+          <w:rFonts w:ascii="Consolas" w:hAnsi="Consolas"/>
+          <w:b w:val="0"/>
+          <w:i w:val="0"/>
+          <w:color w:val="000000"/>
+          <w:sz w:val="19"/>
+        </w:rPr>
+        <w:t>controller_reward</w:t>
+      </w:r>
+      <w:r>
+        <w:rPr>
+          <w:b w:val="0"/>
+          <w:i w:val="0"/>
+          <w:color w:val="000000"/>
+        </w:rPr>
+        <w:t xml:space="preserve"> already ranks actions correctly </w:t>
       </w:r>
       <w:r>
         <w:rPr>
@@ -20440,7 +20458,7 @@
           <w:i w:val="0"/>
           <w:color w:val="000000"/>
         </w:rPr>
-        <w:t xml:space="preserve"> an incident (mean rank correlation 0.62, median 0.88, and its argmax is the best action in 15 of 21 probed incidents); the remaining gain is in reducing between-incident variance rather than in re-shaping the sign.</w:t>
+        <w:t xml:space="preserve"> an incident (mean Spearman rank correlation 0.449, median 0.531, and its argmax is the best action in 64 of 98 canonical probed incidents — 65.3 %; legacy raw proxy on 21 incidents gave 0.622 mean, 0.875 median, 15 of 21); the remaining gain is in reducing between-incident variance rather than in re-shaping the sign.</w:t>
       </w:r>
     </w:p>
     <w:p>

--- a/docs/Review_2_Report.docx
+++ b/docs/Review_2_Report.docx
@@ -571,7 +571,7 @@
           <w:i w:val="0"/>
           <w:color w:val="000000"/>
         </w:rPr>
-        <w:t>472 — automated tests passing</w:t>
+        <w:t>495 — automated tests passing</w:t>
       </w:r>
     </w:p>
     <w:p>
@@ -10484,7 +10484,7 @@
                 <w:color w:val="000000"/>
                 <w:sz w:val="17"/>
               </w:rPr>
-              <w:t>the automated test suite (472 tests)</w:t>
+              <w:t>the automated test suite (495 tests, see cover-page verification line)</w:t>
             </w:r>
           </w:p>
         </w:tc>
@@ -18949,7 +18949,7 @@
           <w:color w:val="000000"/>
           <w:sz w:val="17"/>
         </w:rPr>
-        <w:t>472 passed in 49.79s</w:t>
+        <w:t>495 passed in 52.49s</w:t>
       </w:r>
     </w:p>
     <w:p>
@@ -18967,7 +18967,7 @@
           <w:color w:val="000000"/>
           <w:sz w:val="18"/>
         </w:rPr>
-        <w:t>Listing 3 — Test suite.</w:t>
+        <w:t>Listing 3 — Test suite (observed at build).</w:t>
       </w:r>
     </w:p>
     <w:p>
@@ -21269,7 +21269,7 @@
           <w:color w:val="000000"/>
           <w:sz w:val="17"/>
         </w:rPr>
-        <w:t>.venv/bin/python -m pytest -q                       # 472 passed</w:t>
+        <w:t>.venv/bin/python -m pytest -q                       # 495 passed (observed at last build)</w:t>
       </w:r>
     </w:p>
     <w:p>
